--- a/sistema_editorial/libros/oni-no-ketsuryu-volumen-4/libro.docx
+++ b/sistema_editorial/libros/oni-no-ketsuryu-volumen-4/libro.docx
@@ -53,7 +53,7 @@
       <w:r>
         <w:drawing>
           <wp:inline xmlns:a="http://schemas.openxmlformats.org/drawingml/2006/main" xmlns:pic="http://schemas.openxmlformats.org/drawingml/2006/picture">
-            <wp:extent cx="4114800" cy="5510893"/>
+            <wp:extent cx="4114800" cy="2296633"/>
             <wp:docPr id="1" name="Picture 1"/>
             <wp:cNvGraphicFramePr>
               <a:graphicFrameLocks noChangeAspect="1"/>
@@ -74,7 +74,7 @@
                   <pic:spPr>
                     <a:xfrm>
                       <a:off x="0" y="0"/>
-                      <a:ext cx="4114800" cy="5510893"/>
+                      <a:ext cx="4114800" cy="2296633"/>
                     </a:xfrm>
                     <a:prstGeom prst="rect"/>
                   </pic:spPr>
@@ -314,7 +314,7 @@
       <w:r>
         <w:drawing>
           <wp:inline xmlns:a="http://schemas.openxmlformats.org/drawingml/2006/main" xmlns:pic="http://schemas.openxmlformats.org/drawingml/2006/picture">
-            <wp:extent cx="4572000" cy="6123214"/>
+            <wp:extent cx="4572000" cy="2551814"/>
             <wp:docPr id="2" name="Picture 2"/>
             <wp:cNvGraphicFramePr>
               <a:graphicFrameLocks noChangeAspect="1"/>
@@ -335,7 +335,7 @@
                   <pic:spPr>
                     <a:xfrm>
                       <a:off x="0" y="0"/>
-                      <a:ext cx="4572000" cy="6123214"/>
+                      <a:ext cx="4572000" cy="2551814"/>
                     </a:xfrm>
                     <a:prstGeom prst="rect"/>
                   </pic:spPr>
@@ -894,7 +894,7 @@
       <w:r>
         <w:drawing>
           <wp:inline xmlns:a="http://schemas.openxmlformats.org/drawingml/2006/main" xmlns:pic="http://schemas.openxmlformats.org/drawingml/2006/picture">
-            <wp:extent cx="4572000" cy="6123214"/>
+            <wp:extent cx="4572000" cy="2551814"/>
             <wp:docPr id="3" name="Picture 3"/>
             <wp:cNvGraphicFramePr>
               <a:graphicFrameLocks noChangeAspect="1"/>
@@ -915,7 +915,7 @@
                   <pic:spPr>
                     <a:xfrm>
                       <a:off x="0" y="0"/>
-                      <a:ext cx="4572000" cy="6123214"/>
+                      <a:ext cx="4572000" cy="2551814"/>
                     </a:xfrm>
                     <a:prstGeom prst="rect"/>
                   </pic:spPr>
